--- a/lessons/7-9/homework.docx
+++ b/lessons/7-9/homework.docx
@@ -115,7 +115,7 @@
           <wp:inline distT="0" distB="0" distL="0" distR="0">
             <wp:extent cx="1047750" cy="790575"/>
             <wp:effectExtent t="0" r="0" b="0" l="0"/>
-            <wp:docPr id="1" name="" descr="" title=""/>
+            <wp:docPr id="1" name="Reflect Points Across Axes" descr="Picture illustrating the vocabulary word &quot;Reflect Points Across Axes&quot;" title="Reflect Points Across Axes"/>
             <wp:cNvGraphicFramePr>
               <a:graphicFrameLocks xmlns:a="http://schemas.openxmlformats.org/drawingml/2006/main" noChangeAspect="1"/>
             </wp:cNvGraphicFramePr>
@@ -178,7 +178,7 @@
           <wp:inline distT="0" distB="0" distL="0" distR="0">
             <wp:extent cx="1047750" cy="790575"/>
             <wp:effectExtent t="0" r="0" b="0" l="0"/>
-            <wp:docPr id="1" name="" descr="" title=""/>
+            <wp:docPr id="1" name="Reflection" descr="Picture illustrating the vocabulary word &quot;Reflection&quot;" title="Reflection"/>
             <wp:cNvGraphicFramePr>
               <a:graphicFrameLocks xmlns:a="http://schemas.openxmlformats.org/drawingml/2006/main" noChangeAspect="1"/>
             </wp:cNvGraphicFramePr>
@@ -241,7 +241,7 @@
           <wp:inline distT="0" distB="0" distL="0" distR="0">
             <wp:extent cx="1047750" cy="790575"/>
             <wp:effectExtent t="0" r="0" b="0" l="0"/>
-            <wp:docPr id="1" name="" descr="" title=""/>
+            <wp:docPr id="1" name="x-axis" descr="Picture illustrating the vocabulary word &quot;x-axis&quot;" title="x-axis"/>
             <wp:cNvGraphicFramePr>
               <a:graphicFrameLocks xmlns:a="http://schemas.openxmlformats.org/drawingml/2006/main" noChangeAspect="1"/>
             </wp:cNvGraphicFramePr>
@@ -304,7 +304,7 @@
           <wp:inline distT="0" distB="0" distL="0" distR="0">
             <wp:extent cx="1047750" cy="790575"/>
             <wp:effectExtent t="0" r="0" b="0" l="0"/>
-            <wp:docPr id="1" name="" descr="" title=""/>
+            <wp:docPr id="1" name="y-axis" descr="Picture illustrating the vocabulary word &quot;y-axis&quot;" title="y-axis"/>
             <wp:cNvGraphicFramePr>
               <a:graphicFrameLocks xmlns:a="http://schemas.openxmlformats.org/drawingml/2006/main" noChangeAspect="1"/>
             </wp:cNvGraphicFramePr>
@@ -367,7 +367,7 @@
           <wp:inline distT="0" distB="0" distL="0" distR="0">
             <wp:extent cx="1047750" cy="790575"/>
             <wp:effectExtent t="0" r="0" b="0" l="0"/>
-            <wp:docPr id="1" name="" descr="" title=""/>
+            <wp:docPr id="1" name="Symmetry" descr="Picture illustrating the vocabulary word &quot;Symmetry&quot;" title="Symmetry"/>
             <wp:cNvGraphicFramePr>
               <a:graphicFrameLocks xmlns:a="http://schemas.openxmlformats.org/drawingml/2006/main" noChangeAspect="1"/>
             </wp:cNvGraphicFramePr>
@@ -430,7 +430,7 @@
           <wp:inline distT="0" distB="0" distL="0" distR="0">
             <wp:extent cx="1047750" cy="790575"/>
             <wp:effectExtent t="0" r="0" b="0" l="0"/>
-            <wp:docPr id="1" name="" descr="" title=""/>
+            <wp:docPr id="1" name="Integer" descr="Picture illustrating the vocabulary word &quot;Integer&quot;" title="Integer"/>
             <wp:cNvGraphicFramePr>
               <a:graphicFrameLocks xmlns:a="http://schemas.openxmlformats.org/drawingml/2006/main" noChangeAspect="1"/>
             </wp:cNvGraphicFramePr>
@@ -493,7 +493,7 @@
           <wp:inline distT="0" distB="0" distL="0" distR="0">
             <wp:extent cx="1047750" cy="790575"/>
             <wp:effectExtent t="0" r="0" b="0" l="0"/>
-            <wp:docPr id="1" name="" descr="" title=""/>
+            <wp:docPr id="1" name="Perpendicular" descr="Picture illustrating the vocabulary word &quot;Perpendicular&quot;" title="Perpendicular"/>
             <wp:cNvGraphicFramePr>
               <a:graphicFrameLocks xmlns:a="http://schemas.openxmlformats.org/drawingml/2006/main" noChangeAspect="1"/>
             </wp:cNvGraphicFramePr>
@@ -595,23 +595,23 @@
         <w:spacing w:after="40" w:before="0"/>
       </w:pPr>
       <w:r>
-        <w:t xml:space="preserve">     B. (4, 3)</w:t>
-      </w:r>
-    </w:p>
-    <w:p>
-      <w:pPr>
-        <w:spacing w:after="40" w:before="0"/>
-      </w:pPr>
-      <w:r>
-        <w:t xml:space="preserve">     C. (-4, 3)</w:t>
-      </w:r>
-    </w:p>
-    <w:p>
-      <w:pPr>
-        <w:spacing w:after="40" w:before="0"/>
-      </w:pPr>
-      <w:r>
-        <w:t xml:space="preserve">     D. (3, -4)</w:t>
+        <w:t xml:space="preserve">     B. (-4, 3)</w:t>
+      </w:r>
+    </w:p>
+    <w:p>
+      <w:pPr>
+        <w:spacing w:after="40" w:before="0"/>
+      </w:pPr>
+      <w:r>
+        <w:t xml:space="preserve">     C. (3, -4)</w:t>
+      </w:r>
+    </w:p>
+    <w:p>
+      <w:pPr>
+        <w:spacing w:after="40" w:before="0"/>
+      </w:pPr>
+      <w:r>
+        <w:t xml:space="preserve">     D. (4, 3)</w:t>
       </w:r>
     </w:p>
     <w:p>
@@ -642,15 +642,15 @@
         <w:spacing w:after="40" w:before="0"/>
       </w:pPr>
       <w:r>
-        <w:t xml:space="preserve">     A. (2, 6)</w:t>
-      </w:r>
-    </w:p>
-    <w:p>
-      <w:pPr>
-        <w:spacing w:after="40" w:before="0"/>
-      </w:pPr>
-      <w:r>
-        <w:t xml:space="preserve">     B. (-2, -6)</w:t>
+        <w:t xml:space="preserve">     A. (-2, -6)</w:t>
+      </w:r>
+    </w:p>
+    <w:p>
+      <w:pPr>
+        <w:spacing w:after="40" w:before="0"/>
+      </w:pPr>
+      <w:r>
+        <w:t xml:space="preserve">     B. (2, 6)</w:t>
       </w:r>
     </w:p>
     <w:p>
@@ -1254,31 +1254,31 @@
         <w:spacing w:after="40" w:before="0"/>
       </w:pPr>
       <w:r>
-        <w:t xml:space="preserve">     A. (3, -5)</w:t>
-      </w:r>
-    </w:p>
-    <w:p>
-      <w:pPr>
-        <w:spacing w:after="40" w:before="0"/>
-      </w:pPr>
-      <w:r>
-        <w:t xml:space="preserve">     B. (-3, -5)</w:t>
-      </w:r>
-    </w:p>
-    <w:p>
-      <w:pPr>
-        <w:spacing w:after="40" w:before="0"/>
-      </w:pPr>
-      <w:r>
-        <w:t xml:space="preserve">     C. (3, 5)</w:t>
-      </w:r>
-    </w:p>
-    <w:p>
-      <w:pPr>
-        <w:spacing w:after="40" w:before="0"/>
-      </w:pPr>
-      <w:r>
-        <w:t xml:space="preserve">     D. (-3, 5)</w:t>
+        <w:t xml:space="preserve">     A. (-3, -5)</w:t>
+      </w:r>
+    </w:p>
+    <w:p>
+      <w:pPr>
+        <w:spacing w:after="40" w:before="0"/>
+      </w:pPr>
+      <w:r>
+        <w:t xml:space="preserve">     B. (-3, 5)</w:t>
+      </w:r>
+    </w:p>
+    <w:p>
+      <w:pPr>
+        <w:spacing w:after="40" w:before="0"/>
+      </w:pPr>
+      <w:r>
+        <w:t xml:space="preserve">     C. (3, -5)</w:t>
+      </w:r>
+    </w:p>
+    <w:p>
+      <w:pPr>
+        <w:spacing w:after="40" w:before="0"/>
+      </w:pPr>
+      <w:r>
+        <w:t xml:space="preserve">     D. (3, 5)</w:t>
       </w:r>
     </w:p>
     <w:p>
@@ -1390,31 +1390,31 @@
         <w:spacing w:after="40" w:before="0"/>
       </w:pPr>
       <w:r>
-        <w:t xml:space="preserve">     A. (7, -2)</w:t>
-      </w:r>
-    </w:p>
-    <w:p>
-      <w:pPr>
-        <w:spacing w:after="40" w:before="0"/>
-      </w:pPr>
-      <w:r>
-        <w:t xml:space="preserve">     B. (-7, 2)</w:t>
-      </w:r>
-    </w:p>
-    <w:p>
-      <w:pPr>
-        <w:spacing w:after="40" w:before="0"/>
-      </w:pPr>
-      <w:r>
-        <w:t xml:space="preserve">     C. (-7, -2)</w:t>
-      </w:r>
-    </w:p>
-    <w:p>
-      <w:pPr>
-        <w:spacing w:after="40" w:before="0"/>
-      </w:pPr>
-      <w:r>
-        <w:t xml:space="preserve">     D. (2, 7)</w:t>
+        <w:t xml:space="preserve">     A. (-7, 2)</w:t>
+      </w:r>
+    </w:p>
+    <w:p>
+      <w:pPr>
+        <w:spacing w:after="40" w:before="0"/>
+      </w:pPr>
+      <w:r>
+        <w:t xml:space="preserve">     B. (-7, -2)</w:t>
+      </w:r>
+    </w:p>
+    <w:p>
+      <w:pPr>
+        <w:spacing w:after="40" w:before="0"/>
+      </w:pPr>
+      <w:r>
+        <w:t xml:space="preserve">     C. (2, 7)</w:t>
+      </w:r>
+    </w:p>
+    <w:p>
+      <w:pPr>
+        <w:spacing w:after="40" w:before="0"/>
+      </w:pPr>
+      <w:r>
+        <w:t xml:space="preserve">     D. (7, -2)</w:t>
       </w:r>
     </w:p>
     <w:p>
@@ -1445,31 +1445,31 @@
         <w:spacing w:after="40" w:before="0"/>
       </w:pPr>
       <w:r>
-        <w:t xml:space="preserve">     A. (5, 3)</w:t>
-      </w:r>
-    </w:p>
-    <w:p>
-      <w:pPr>
-        <w:spacing w:after="40" w:before="0"/>
-      </w:pPr>
-      <w:r>
-        <w:t xml:space="preserve">     B. (-5, -3)</w:t>
-      </w:r>
-    </w:p>
-    <w:p>
-      <w:pPr>
-        <w:spacing w:after="40" w:before="0"/>
-      </w:pPr>
-      <w:r>
-        <w:t xml:space="preserve">     C. (5, -3)</w:t>
-      </w:r>
-    </w:p>
-    <w:p>
-      <w:pPr>
-        <w:spacing w:after="40" w:before="0"/>
-      </w:pPr>
-      <w:r>
-        <w:t xml:space="preserve">     D. (3, -5)</w:t>
+        <w:t xml:space="preserve">     A. (-5, -3)</w:t>
+      </w:r>
+    </w:p>
+    <w:p>
+      <w:pPr>
+        <w:spacing w:after="40" w:before="0"/>
+      </w:pPr>
+      <w:r>
+        <w:t xml:space="preserve">     B. (3, -5)</w:t>
+      </w:r>
+    </w:p>
+    <w:p>
+      <w:pPr>
+        <w:spacing w:after="40" w:before="0"/>
+      </w:pPr>
+      <w:r>
+        <w:t xml:space="preserve">     C. (5, 3)</w:t>
+      </w:r>
+    </w:p>
+    <w:p>
+      <w:pPr>
+        <w:spacing w:after="40" w:before="0"/>
+      </w:pPr>
+      <w:r>
+        <w:t xml:space="preserve">     D. (5, -3)</w:t>
       </w:r>
     </w:p>
     <w:p>
@@ -1500,15 +1500,15 @@
         <w:spacing w:after="40" w:before="0"/>
       </w:pPr>
       <w:r>
-        <w:t xml:space="preserve">     A. The y-coordinate</w:t>
-      </w:r>
-    </w:p>
-    <w:p>
-      <w:pPr>
-        <w:spacing w:after="40" w:before="0"/>
-      </w:pPr>
-      <w:r>
-        <w:t xml:space="preserve">     B. The x-coordinate</w:t>
+        <w:t xml:space="preserve">     A. The x-coordinate</w:t>
+      </w:r>
+    </w:p>
+    <w:p>
+      <w:pPr>
+        <w:spacing w:after="40" w:before="0"/>
+      </w:pPr>
+      <w:r>
+        <w:t xml:space="preserve">     B. The y-coordinate</w:t>
       </w:r>
     </w:p>
     <w:p>
@@ -1726,7 +1726,7 @@
           <w:b/>
           <w:bCs/>
         </w:rPr>
-        <w:t xml:space="preserve">1. B. (4, 3)</w:t>
+        <w:t xml:space="preserve">1. D. (4, 3)</w:t>
       </w:r>
     </w:p>
     <w:p>
@@ -1758,7 +1758,7 @@
           <w:b/>
           <w:bCs/>
         </w:rPr>
-        <w:t xml:space="preserve">2. A. (2, 6)</w:t>
+        <w:t xml:space="preserve">2. B. (2, 6)</w:t>
       </w:r>
     </w:p>
     <w:p>
@@ -1926,7 +1926,7 @@
           <w:b/>
           <w:bCs/>
         </w:rPr>
-        <w:t xml:space="preserve">5. A. (3, -5)</w:t>
+        <w:t xml:space="preserve">5. C. (3, -5)</w:t>
       </w:r>
     </w:p>
     <w:p>
@@ -1994,7 +1994,7 @@
           <w:b/>
           <w:bCs/>
         </w:rPr>
-        <w:t xml:space="preserve">7. A. (7, -2)</w:t>
+        <w:t xml:space="preserve">7. D. (7, -2)</w:t>
       </w:r>
     </w:p>
     <w:p>
@@ -2026,7 +2026,7 @@
           <w:b/>
           <w:bCs/>
         </w:rPr>
-        <w:t xml:space="preserve">8. A. (5, 3)</w:t>
+        <w:t xml:space="preserve">8. C. (5, 3)</w:t>
       </w:r>
     </w:p>
     <w:p>
@@ -2058,7 +2058,7 @@
           <w:b/>
           <w:bCs/>
         </w:rPr>
-        <w:t xml:space="preserve">9. A. The y-coordinate</w:t>
+        <w:t xml:space="preserve">9. B. The y-coordinate</w:t>
       </w:r>
     </w:p>
     <w:p>
@@ -2319,7 +2319,14 @@
 <file path=word/styles.xml><?xml version="1.0" encoding="utf-8"?>
 <w:styles xmlns:mc="http://schemas.openxmlformats.org/markup-compatibility/2006" xmlns:r="http://schemas.openxmlformats.org/officeDocument/2006/relationships" xmlns:w="http://schemas.openxmlformats.org/wordprocessingml/2006/main" xmlns:w14="http://schemas.microsoft.com/office/word/2010/wordml" xmlns:w15="http://schemas.microsoft.com/office/word/2012/wordml" mc:Ignorable="w14 w15">
   <w:docDefaults>
-    <w:rPrDefault/>
+    <w:rPrDefault>
+      <w:rPr>
+        <w:rFonts w:ascii="Arial" w:cs="Arial" w:eastAsia="Arial" w:hAnsi="Arial"/>
+        <w:sz w:val="22"/>
+        <w:szCs w:val="22"/>
+        <w:lang w:val="en-US"/>
+      </w:rPr>
+    </w:rPrDefault>
     <w:pPrDefault/>
   </w:docDefaults>
   <w:style w:type="paragraph" w:styleId="Title">
@@ -2337,10 +2344,16 @@
     <w:basedOn w:val="Normal"/>
     <w:next w:val="Normal"/>
     <w:qFormat/>
+    <w:pPr>
+      <w:keepNext/>
+    </w:pPr>
     <w:rPr>
-      <w:color w:val="2E74B5"/>
-      <w:sz w:val="32"/>
-      <w:szCs w:val="32"/>
+      <w:rFonts w:ascii="Arial" w:cs="Arial" w:eastAsia="Arial" w:hAnsi="Arial"/>
+      <w:b/>
+      <w:bCs/>
+      <w:color w:val="183E56"/>
+      <w:sz w:val="34"/>
+      <w:szCs w:val="34"/>
     </w:rPr>
   </w:style>
   <w:style w:type="paragraph" w:styleId="Heading2">
@@ -2348,8 +2361,14 @@
     <w:basedOn w:val="Normal"/>
     <w:next w:val="Normal"/>
     <w:qFormat/>
+    <w:pPr>
+      <w:keepNext/>
+    </w:pPr>
     <w:rPr>
-      <w:color w:val="2E74B5"/>
+      <w:rFonts w:ascii="Arial" w:cs="Arial" w:eastAsia="Arial" w:hAnsi="Arial"/>
+      <w:b/>
+      <w:bCs/>
+      <w:color w:val="176B70"/>
       <w:sz w:val="26"/>
       <w:szCs w:val="26"/>
     </w:rPr>

--- a/lessons/7-9/homework.docx
+++ b/lessons/7-9/homework.docx
@@ -1697,440 +1697,6 @@
           <w:color w:val="BBBBBB"/>
         </w:rPr>
         <w:t xml:space="preserve">______________________________________________________________________</w:t>
-      </w:r>
-    </w:p>
-    <w:p>
-      <w:r>
-        <w:br w:type="page"/>
-      </w:r>
-    </w:p>
-    <w:p>
-      <w:pPr>
-        <w:pStyle w:val="Heading1"/>
-        <w:spacing w:after="120"/>
-      </w:pPr>
-      <w:r>
-        <w:rPr>
-          <w:b/>
-          <w:bCs/>
-        </w:rPr>
-        <w:t xml:space="preserve">Answer Key (Teacher)</w:t>
-      </w:r>
-    </w:p>
-    <w:p>
-      <w:pPr>
-        <w:spacing w:after="40" w:before="0"/>
-      </w:pPr>
-      <w:r>
-        <w:rPr>
-          <w:b/>
-          <w:bCs/>
-        </w:rPr>
-        <w:t xml:space="preserve">1. D. (4, 3)</w:t>
-      </w:r>
-    </w:p>
-    <w:p>
-      <w:pPr>
-        <w:spacing w:after="20" w:before="0"/>
-      </w:pPr>
-      <w:r>
-        <w:t xml:space="preserve">     Reflecting over the x-axis changes the sign of the y-coordinate. The x stays the same (4), and the y changes from -3 to 3. The answer is (4, 3).</w:t>
-      </w:r>
-    </w:p>
-    <w:p>
-      <w:pPr>
-        <w:spacing w:after="80" w:before="0"/>
-      </w:pPr>
-      <w:r>
-        <w:rPr>
-          <w:i/>
-          <w:iCs/>
-        </w:rPr>
-        <w:t xml:space="preserve">     Watch for: A common mistake in Reflect Points Across Axes is flipping the sign of the wrong coordinate — changing the x-coordinate when reflecting over the x-axis, instead of the y-coordinate (or vice versa for the y-axis). For example, to reflect (3, -5) over the x-axis, a student might flip the x-coordinate and write (-3, -5), but reflecting over the x-axis only changes the sign of the y-coordinate: (3, -5) becomes (3, 5). Before you submit, ask: 'Did I flip the sign of the coordinate that matches the axis I'm reflecting over — y for the x-axis, x for the y-axis?'</w:t>
-      </w:r>
-    </w:p>
-    <w:p>
-      <w:pPr>
-        <w:spacing w:after="40" w:before="0"/>
-      </w:pPr>
-      <w:r>
-        <w:rPr>
-          <w:b/>
-          <w:bCs/>
-        </w:rPr>
-        <w:t xml:space="preserve">2. B. (2, 6)</w:t>
-      </w:r>
-    </w:p>
-    <w:p>
-      <w:pPr>
-        <w:spacing w:after="20" w:before="0"/>
-      </w:pPr>
-      <w:r>
-        <w:t xml:space="preserve">     Reflecting over the y-axis changes the sign of the x-coordinate. x goes from -2 to 2, and y stays 6. The answer is (2, 6).</w:t>
-      </w:r>
-    </w:p>
-    <w:p>
-      <w:pPr>
-        <w:spacing w:after="80" w:before="0"/>
-      </w:pPr>
-      <w:r>
-        <w:rPr>
-          <w:i/>
-          <w:iCs/>
-        </w:rPr>
-        <w:t xml:space="preserve">     Watch for: A common mistake in Reflect Points Across Axes is flipping the sign of the wrong coordinate — changing the x-coordinate when reflecting over the x-axis, instead of the y-coordinate (or vice versa for the y-axis). For example, to reflect (3, -5) over the x-axis, a student might flip the x-coordinate and write (-3, -5), but reflecting over the x-axis only changes the sign of the y-coordinate: (3, -5) becomes (3, 5). Before you submit, ask: 'Did I flip the sign of the coordinate that matches the axis I'm reflecting over — y for the x-axis, x for the y-axis?'</w:t>
-      </w:r>
-    </w:p>
-    <w:p>
-      <w:pPr>
-        <w:spacing w:after="40" w:before="0"/>
-      </w:pPr>
-      <w:r>
-        <w:rPr>
-          <w:b/>
-          <w:bCs/>
-        </w:rPr>
-        <w:t xml:space="preserve">3. Find the reflection of each point over the given axis.</w:t>
-      </w:r>
-    </w:p>
-    <w:p>
-      <w:pPr>
-        <w:spacing w:after="20" w:before="0"/>
-      </w:pPr>
-      <w:r>
-        <w:t xml:space="preserve">     (3, -7) — Reflected Point: (3, 7)</w:t>
-      </w:r>
-    </w:p>
-    <w:p>
-      <w:pPr>
-        <w:spacing w:after="20" w:before="0"/>
-      </w:pPr>
-      <w:r>
-        <w:t xml:space="preserve">     (-5, 2) — Reflected Point: (5, 2)</w:t>
-      </w:r>
-    </w:p>
-    <w:p>
-      <w:pPr>
-        <w:spacing w:after="20" w:before="0"/>
-      </w:pPr>
-      <w:r>
-        <w:t xml:space="preserve">     (8, -1) — Reflected Point: (8, 1)</w:t>
-      </w:r>
-    </w:p>
-    <w:p>
-      <w:pPr>
-        <w:spacing w:after="20" w:before="0"/>
-      </w:pPr>
-      <w:r>
-        <w:t xml:space="preserve">     (-4, -6) — Reflected Point: (4, -6)</w:t>
-      </w:r>
-    </w:p>
-    <w:p>
-      <w:pPr>
-        <w:spacing w:after="20" w:before="0"/>
-      </w:pPr>
-      <w:r>
-        <w:t xml:space="preserve">     (0, 9) — Reflected Point: (0, -9)</w:t>
-      </w:r>
-    </w:p>
-    <w:p>
-      <w:pPr>
-        <w:spacing w:after="20" w:before="0"/>
-      </w:pPr>
-      <w:r>
-        <w:t xml:space="preserve">     (-3, 0) — Reflected Point: (3, 0)</w:t>
-      </w:r>
-    </w:p>
-    <w:p>
-      <w:pPr>
-        <w:spacing w:after="40" w:before="0"/>
-      </w:pPr>
-      <w:r>
-        <w:t xml:space="preserve"/>
-      </w:r>
-    </w:p>
-    <w:p>
-      <w:pPr>
-        <w:spacing w:after="40" w:before="0"/>
-      </w:pPr>
-      <w:r>
-        <w:rPr>
-          <w:b/>
-          <w:bCs/>
-        </w:rPr>
-        <w:t xml:space="preserve">4. Matches:</w:t>
-      </w:r>
-    </w:p>
-    <w:p>
-      <w:pPr>
-        <w:spacing w:after="20" w:before="0"/>
-      </w:pPr>
-      <w:r>
-        <w:t xml:space="preserve">     Over x-axis → y-coordinate changes sign</w:t>
-      </w:r>
-    </w:p>
-    <w:p>
-      <w:pPr>
-        <w:spacing w:after="20" w:before="0"/>
-      </w:pPr>
-      <w:r>
-        <w:t xml:space="preserve">     Over y-axis → x-coordinate changes sign</w:t>
-      </w:r>
-    </w:p>
-    <w:p>
-      <w:pPr>
-        <w:spacing w:after="20" w:before="0"/>
-      </w:pPr>
-      <w:r>
-        <w:t xml:space="preserve">     Over both axes → Both coordinates change sign</w:t>
-      </w:r>
-    </w:p>
-    <w:p>
-      <w:pPr>
-        <w:spacing w:after="20" w:before="0"/>
-      </w:pPr>
-      <w:r>
-        <w:t xml:space="preserve">     Point on x-axis → Reflects to itself over x-axis</w:t>
-      </w:r>
-    </w:p>
-    <w:p>
-      <w:pPr>
-        <w:spacing w:after="20" w:before="0"/>
-      </w:pPr>
-      <w:r>
-        <w:t xml:space="preserve">     Point on y-axis → Reflects to itself over y-axis</w:t>
-      </w:r>
-    </w:p>
-    <w:p>
-      <w:pPr>
-        <w:spacing w:after="20" w:before="0"/>
-      </w:pPr>
-      <w:r>
-        <w:t xml:space="preserve">     (0, 0) → Reflects to itself over any axis</w:t>
-      </w:r>
-    </w:p>
-    <w:p>
-      <w:pPr>
-        <w:spacing w:after="40" w:before="0"/>
-      </w:pPr>
-      <w:r>
-        <w:t xml:space="preserve"/>
-      </w:r>
-    </w:p>
-    <w:p>
-      <w:pPr>
-        <w:spacing w:after="40" w:before="0"/>
-      </w:pPr>
-      <w:r>
-        <w:rPr>
-          <w:b/>
-          <w:bCs/>
-        </w:rPr>
-        <w:t xml:space="preserve">5. C. (3, -5)</w:t>
-      </w:r>
-    </w:p>
-    <w:p>
-      <w:pPr>
-        <w:spacing w:after="20" w:before="0"/>
-      </w:pPr>
-      <w:r>
-        <w:t xml:space="preserve">     Over x-axis: (-3, 5) → (-3, -5). Then over y-axis: (-3, -5) → (3, -5). Both coordinates changed sign.</w:t>
-      </w:r>
-    </w:p>
-    <w:p>
-      <w:pPr>
-        <w:spacing w:after="80" w:before="0"/>
-      </w:pPr>
-      <w:r>
-        <w:rPr>
-          <w:i/>
-          <w:iCs/>
-        </w:rPr>
-        <w:t xml:space="preserve">     Watch for: A common mistake in Reflect Points Across Axes is flipping the sign of the wrong coordinate — changing the x-coordinate when reflecting over the x-axis, instead of the y-coordinate (or vice versa for the y-axis). For example, to reflect (3, -5) over the x-axis, a student might flip the x-coordinate and write (-3, -5), but reflecting over the x-axis only changes the sign of the y-coordinate: (3, -5) becomes (3, 5). Before you submit, ask: 'Did I flip the sign of the coordinate that matches the axis I'm reflecting over — y for the x-axis, x for the y-axis?'</w:t>
-      </w:r>
-    </w:p>
-    <w:p>
-      <w:pPr>
-        <w:spacing w:after="40" w:before="0"/>
-      </w:pPr>
-      <w:r>
-        <w:rPr>
-          <w:b/>
-          <w:bCs/>
-        </w:rPr>
-        <w:t xml:space="preserve">6. Spot the Common Mistake</w:t>
-      </w:r>
-    </w:p>
-    <w:p>
-      <w:pPr>
-        <w:spacing w:after="20" w:before="0"/>
-      </w:pPr>
-      <w:r>
-        <w:t xml:space="preserve">     The mistake is in Step 2.</w:t>
-      </w:r>
-    </w:p>
-    <w:p>
-      <w:pPr>
-        <w:spacing w:after="20" w:before="0"/>
-      </w:pPr>
-      <w:r>
-        <w:t xml:space="preserve">     Correct work: Reflecting over the x-axis changes the y-coordinate, not the x-coordinate. The rule is (x, y) -&gt; (x, -y). For (-3, -8), keep x as -3 and flip y: -8 becomes 8. The correct reflection is (-3, 8), not (3, -8). The negative signs do not change which coordinate flips — the axis does.</w:t>
-      </w:r>
-    </w:p>
-    <w:p>
-      <w:pPr>
-        <w:spacing w:after="80" w:before="0"/>
-      </w:pPr>
-      <w:r>
-        <w:t xml:space="preserve">     Watch for: The Attempt step flips the x-coordinate because both numbers are negative, but the signs of the coordinates never decide which one flips — the axis does. Over the x-axis the rule is (x, y) → (x, -y), so (-3, -8) reflects to (-3, 8), moving up across the horizontal axis.</w:t>
-      </w:r>
-    </w:p>
-    <w:p>
-      <w:pPr>
-        <w:spacing w:after="40" w:before="0"/>
-      </w:pPr>
-      <w:r>
-        <w:rPr>
-          <w:b/>
-          <w:bCs/>
-        </w:rPr>
-        <w:t xml:space="preserve">7. D. (7, -2)</w:t>
-      </w:r>
-    </w:p>
-    <w:p>
-      <w:pPr>
-        <w:spacing w:after="20" w:before="0"/>
-      </w:pPr>
-      <w:r>
-        <w:t xml:space="preserve">     Folding along (reflecting across) the x-axis flips the sign of the y-coordinate only. (7, 2) becomes (7, -2).</w:t>
-      </w:r>
-    </w:p>
-    <w:p>
-      <w:pPr>
-        <w:spacing w:after="80" w:before="0"/>
-      </w:pPr>
-      <w:r>
-        <w:rPr>
-          <w:i/>
-          <w:iCs/>
-        </w:rPr>
-        <w:t xml:space="preserve">     Watch for: A common mistake in Reflect Points Across Axes is flipping the sign of the wrong coordinate — changing the x-coordinate when reflecting over the x-axis, instead of the y-coordinate (or vice versa for the y-axis). For example, to reflect (3, -5) over the x-axis, a student might flip the x-coordinate and write (-3, -5), but reflecting over the x-axis only changes the sign of the y-coordinate: (3, -5) becomes (3, 5). Before you submit, ask: 'Did I flip the sign of the coordinate that matches the axis I'm reflecting over — y for the x-axis, x for the y-axis?'</w:t>
-      </w:r>
-    </w:p>
-    <w:p>
-      <w:pPr>
-        <w:spacing w:after="40" w:before="0"/>
-      </w:pPr>
-      <w:r>
-        <w:rPr>
-          <w:b/>
-          <w:bCs/>
-        </w:rPr>
-        <w:t xml:space="preserve">8. C. (5, 3)</w:t>
-      </w:r>
-    </w:p>
-    <w:p>
-      <w:pPr>
-        <w:spacing w:after="20" w:before="0"/>
-      </w:pPr>
-      <w:r>
-        <w:t xml:space="preserve">     Reflecting across the y-axis flips the sign of the x-coordinate only. (-5, 3) becomes (5, 3).</w:t>
-      </w:r>
-    </w:p>
-    <w:p>
-      <w:pPr>
-        <w:spacing w:after="80" w:before="0"/>
-      </w:pPr>
-      <w:r>
-        <w:rPr>
-          <w:i/>
-          <w:iCs/>
-        </w:rPr>
-        <w:t xml:space="preserve">     Watch for: A common mistake in Reflect Points Across Axes is flipping the sign of the wrong coordinate — changing the x-coordinate when reflecting over the x-axis, instead of the y-coordinate (or vice versa for the y-axis). For example, to reflect (3, -5) over the x-axis, a student might flip the x-coordinate and write (-3, -5), but reflecting over the x-axis only changes the sign of the y-coordinate: (3, -5) becomes (3, 5). Before you submit, ask: 'Did I flip the sign of the coordinate that matches the axis I'm reflecting over — y for the x-axis, x for the y-axis?'</w:t>
-      </w:r>
-    </w:p>
-    <w:p>
-      <w:pPr>
-        <w:spacing w:after="40" w:before="0"/>
-      </w:pPr>
-      <w:r>
-        <w:rPr>
-          <w:b/>
-          <w:bCs/>
-        </w:rPr>
-        <w:t xml:space="preserve">9. B. The y-coordinate</w:t>
-      </w:r>
-    </w:p>
-    <w:p>
-      <w:pPr>
-        <w:spacing w:after="20" w:before="0"/>
-      </w:pPr>
-      <w:r>
-        <w:t xml:space="preserve">     Across the x-axis the rule is (x, y) -&gt; (x, -y), so only the y-coordinate flips sign. (8, -6) becomes (8, 6).</w:t>
-      </w:r>
-    </w:p>
-    <w:p>
-      <w:pPr>
-        <w:spacing w:after="80" w:before="0"/>
-      </w:pPr>
-      <w:r>
-        <w:rPr>
-          <w:i/>
-          <w:iCs/>
-        </w:rPr>
-        <w:t xml:space="preserve">     Watch for: A common mistake in Reflect Points Across Axes is flipping the sign of the wrong coordinate — changing the x-coordinate when reflecting over the x-axis, instead of the y-coordinate (or vice versa for the y-axis). For example, to reflect (3, -5) over the x-axis, a student might flip the x-coordinate and write (-3, -5), but reflecting over the x-axis only changes the sign of the y-coordinate: (3, -5) becomes (3, 5). Before you submit, ask: 'Did I flip the sign of the coordinate that matches the axis I'm reflecting over — y for the x-axis, x for the y-axis?'</w:t>
-      </w:r>
-    </w:p>
-    <w:p>
-      <w:pPr>
-        <w:spacing w:after="40" w:before="0"/>
-      </w:pPr>
-      <w:r>
-        <w:rPr>
-          <w:b/>
-          <w:bCs/>
-        </w:rPr>
-        <w:t xml:space="preserve">10. Matches:</w:t>
-      </w:r>
-    </w:p>
-    <w:p>
-      <w:pPr>
-        <w:spacing w:after="20" w:before="0"/>
-      </w:pPr>
-      <w:r>
-        <w:t xml:space="preserve">     (1, 7) folded over x-axis → (1, -7)</w:t>
-      </w:r>
-    </w:p>
-    <w:p>
-      <w:pPr>
-        <w:spacing w:after="20" w:before="0"/>
-      </w:pPr>
-      <w:r>
-        <w:t xml:space="preserve">     (-8, 2) folded over y-axis → (8, 2)</w:t>
-      </w:r>
-    </w:p>
-    <w:p>
-      <w:pPr>
-        <w:spacing w:after="20" w:before="0"/>
-      </w:pPr>
-      <w:r>
-        <w:t xml:space="preserve">     (9, -3) folded over x-axis → (9, 3)</w:t>
-      </w:r>
-    </w:p>
-    <w:p>
-      <w:pPr>
-        <w:spacing w:after="20" w:before="0"/>
-      </w:pPr>
-      <w:r>
-        <w:t xml:space="preserve">     (-1, -6) folded over y-axis → (1, -6)</w:t>
-      </w:r>
-    </w:p>
-    <w:p>
-      <w:pPr>
-        <w:spacing w:after="40" w:before="0"/>
-      </w:pPr>
-      <w:r>
-        <w:t xml:space="preserve"/>
       </w:r>
     </w:p>
     <w:sectPr>
